--- a/resources/templates/tpl_audit_eight_prohibitions_requirements.docx
+++ b/resources/templates/tpl_audit_eight_prohibitions_requirements.docx
@@ -515,7 +515,7 @@
           <w:szCs w:val="30"/>
           <w:shd w:val="clear" w:fill="FFFFFF"/>
         </w:rPr>
-        <w:t>违反上述工作要求和工作纪律的，严格按照规定追究责任。</w:t>
+        <w:t>{content}</w:t>
       </w:r>
     </w:p>
     <w:p>
